--- a/module-3/JordanDardarModule3_2_VersionControlGuidelines.docx
+++ b/module-3/JordanDardarModule3_2_VersionControlGuidelines.docx
@@ -8,6 +8,9 @@
         <w:jc w:val="right"/>
       </w:pPr>
       <w:r>
+        <w:t>r</w:t>
+      </w:r>
+      <w:r>
         <w:t>Jordan Dardar</w:t>
       </w:r>
     </w:p>
@@ -84,15 +87,7 @@
           <w:bCs/>
           <w:u w:val="single"/>
         </w:rPr>
-        <w:t>Introduction</w:t>
-      </w:r>
-      <w:r>
-        <w:rPr>
-          <w:b/>
-          <w:bCs/>
-          <w:u w:val="single"/>
-        </w:rPr>
-        <w:t>:</w:t>
+        <w:t>Introduction:</w:t>
       </w:r>
     </w:p>
     <w:p>
@@ -131,60 +126,77 @@
           <w:iCs/>
           <w:u w:val="single"/>
         </w:rPr>
-        <w:t>Version Control Guidelines from Different Sources</w:t>
-      </w:r>
-      <w:r>
-        <w:rPr>
-          <w:b/>
-          <w:bCs/>
-          <w:i/>
-          <w:iCs/>
+        <w:t>Version Control Guidelines from Different Sources:</w:t>
+      </w:r>
+    </w:p>
+    <w:p>
+      <w:pPr>
+        <w:pStyle w:val="NoSpacing"/>
+        <w:rPr>
+          <w:b/>
+          <w:bCs/>
+        </w:rPr>
+      </w:pPr>
+    </w:p>
+    <w:p>
+      <w:pPr>
+        <w:pStyle w:val="NoSpacing"/>
+        <w:rPr>
+          <w:b/>
+          <w:bCs/>
           <w:u w:val="single"/>
         </w:rPr>
-        <w:t>:</w:t>
-      </w:r>
-    </w:p>
-    <w:p>
-      <w:pPr>
-        <w:pStyle w:val="NoSpacing"/>
-        <w:rPr>
-          <w:b/>
-          <w:bCs/>
-        </w:rPr>
-      </w:pPr>
-    </w:p>
-    <w:p>
-      <w:pPr>
-        <w:pStyle w:val="NoSpacing"/>
+      </w:pPr>
+      <w:r>
         <w:rPr>
           <w:b/>
           <w:bCs/>
           <w:u w:val="single"/>
         </w:rPr>
-      </w:pPr>
-      <w:r>
+        <w:t>GitHub Guidelines:</w:t>
+      </w:r>
+    </w:p>
+    <w:p>
+      <w:pPr>
+        <w:pStyle w:val="NoSpacing"/>
+      </w:pPr>
+      <w:r>
+        <w:t>GitHub recommends several best practices for managing source code repositories. One of the most important guidelines is to commit changes frequently with clear and descriptive commit messages. GitHub also recommends using branches for new features and bug fixes rather than making changes directly to the main branch. Pull requests should be used to review code before merging changes into production branches. These practices improve collaboration and reduce the risk of introducing errors into the codebase.</w:t>
+      </w:r>
+    </w:p>
+    <w:p>
+      <w:pPr>
+        <w:pStyle w:val="NoSpacing"/>
+        <w:rPr>
+          <w:b/>
+          <w:bCs/>
+        </w:rPr>
+      </w:pPr>
+    </w:p>
+    <w:p>
+      <w:pPr>
+        <w:pStyle w:val="NoSpacing"/>
         <w:rPr>
           <w:b/>
           <w:bCs/>
           <w:u w:val="single"/>
         </w:rPr>
-        <w:t>GitHub Guidelines</w:t>
-      </w:r>
+      </w:pPr>
       <w:r>
         <w:rPr>
           <w:b/>
           <w:bCs/>
           <w:u w:val="single"/>
         </w:rPr>
-        <w:t>:</w:t>
-      </w:r>
-    </w:p>
-    <w:p>
-      <w:pPr>
-        <w:pStyle w:val="NoSpacing"/>
-      </w:pPr>
-      <w:r>
-        <w:t>GitHub recommends several best practices for managing source code repositories. One of the most important guidelines is to commit changes frequently with clear and descriptive commit messages. GitHub also recommends using branches for new features and bug fixes rather than making changes directly to the main branch. Pull requests should be used to review code before merging changes into production branches. These practices improve collaboration and reduce the risk of introducing errors into the codebase.</w:t>
+        <w:t>Atlassian Guidelines:</w:t>
+      </w:r>
+    </w:p>
+    <w:p>
+      <w:pPr>
+        <w:pStyle w:val="NoSpacing"/>
+      </w:pPr>
+      <w:r>
+        <w:t>Atlassian emphasizes maintaining a structured branching strategy. Developers should create separate branches for features, releases, and hotfixes. Atlassian also recommends making small, focused commits that are easier to review and understand. Another important guideline is conducting peer reviews before merging code. Code reviews help identify defects early and encourage knowledge sharing among team members.</w:t>
       </w:r>
     </w:p>
     <w:p>
@@ -211,109 +223,50 @@
           <w:bCs/>
           <w:u w:val="single"/>
         </w:rPr>
-        <w:t>Atlassian Guidelines</w:t>
-      </w:r>
-      <w:r>
+        <w:t>AWS DevOps Guidelines:</w:t>
+      </w:r>
+    </w:p>
+    <w:p>
+      <w:pPr>
+        <w:pStyle w:val="NoSpacing"/>
+      </w:pPr>
+      <w:r>
+        <w:t xml:space="preserve">Amazon Web Services focuses on automation and security within version control systems. AWS recommends protecting important branches through access controls and requiring </w:t>
+      </w:r>
+      <w:proofErr w:type="gramStart"/>
+      <w:r>
+        <w:t>approvals</w:t>
+      </w:r>
+      <w:proofErr w:type="gramEnd"/>
+      <w:r>
+        <w:t xml:space="preserve"> before merges occur. Version-controlled repositories should also be integrated with automated testing and deployment pipelines. This ensures that code changes are validated before reaching production environments and helps maintain software quality.</w:t>
+      </w:r>
+    </w:p>
+    <w:p>
+      <w:pPr>
+        <w:pStyle w:val="NoSpacing"/>
+        <w:rPr>
+          <w:b/>
+          <w:bCs/>
+        </w:rPr>
+      </w:pPr>
+    </w:p>
+    <w:p>
+      <w:pPr>
+        <w:pStyle w:val="NoSpacing"/>
         <w:rPr>
           <w:b/>
           <w:bCs/>
           <w:u w:val="single"/>
         </w:rPr>
-        <w:t>:</w:t>
-      </w:r>
-    </w:p>
-    <w:p>
-      <w:pPr>
-        <w:pStyle w:val="NoSpacing"/>
-      </w:pPr>
-      <w:r>
-        <w:t>Atlassian emphasizes maintaining a structured branching strategy. Developers should create separate branches for features, releases, and hotfixes. Atlassian also recommends making small, focused commits that are easier to review and understand. Another important guideline is conducting peer reviews before merging code. Code reviews help identify defects early and encourage knowledge sharing among team members.</w:t>
-      </w:r>
-    </w:p>
-    <w:p>
-      <w:pPr>
-        <w:pStyle w:val="NoSpacing"/>
-        <w:rPr>
-          <w:b/>
-          <w:bCs/>
-        </w:rPr>
-      </w:pPr>
-    </w:p>
-    <w:p>
-      <w:pPr>
-        <w:pStyle w:val="NoSpacing"/>
+      </w:pPr>
+      <w:r>
         <w:rPr>
           <w:b/>
           <w:bCs/>
           <w:u w:val="single"/>
         </w:rPr>
-      </w:pPr>
-      <w:r>
-        <w:rPr>
-          <w:b/>
-          <w:bCs/>
-          <w:u w:val="single"/>
-        </w:rPr>
-        <w:t>AWS DevOps Guidelines</w:t>
-      </w:r>
-      <w:r>
-        <w:rPr>
-          <w:b/>
-          <w:bCs/>
-          <w:u w:val="single"/>
-        </w:rPr>
-        <w:t>:</w:t>
-      </w:r>
-    </w:p>
-    <w:p>
-      <w:pPr>
-        <w:pStyle w:val="NoSpacing"/>
-      </w:pPr>
-      <w:r>
-        <w:t xml:space="preserve">Amazon Web Services focuses on automation and security within version control systems. AWS recommends protecting important branches through access controls and requiring </w:t>
-      </w:r>
-      <w:proofErr w:type="gramStart"/>
-      <w:r>
-        <w:t>approvals</w:t>
-      </w:r>
-      <w:proofErr w:type="gramEnd"/>
-      <w:r>
-        <w:t xml:space="preserve"> before merges occur. Version-controlled repositories should also be integrated with automated testing and deployment pipelines. This ensures that code changes are validated before reaching production environments and helps maintain software quality.</w:t>
-      </w:r>
-    </w:p>
-    <w:p>
-      <w:pPr>
-        <w:pStyle w:val="NoSpacing"/>
-        <w:rPr>
-          <w:b/>
-          <w:bCs/>
-        </w:rPr>
-      </w:pPr>
-    </w:p>
-    <w:p>
-      <w:pPr>
-        <w:pStyle w:val="NoSpacing"/>
-        <w:rPr>
-          <w:b/>
-          <w:bCs/>
-          <w:u w:val="single"/>
-        </w:rPr>
-      </w:pPr>
-      <w:r>
-        <w:rPr>
-          <w:b/>
-          <w:bCs/>
-          <w:u w:val="single"/>
-        </w:rPr>
-        <w:t>Comparison of Guidelines</w:t>
-      </w:r>
-      <w:r>
-        <w:rPr>
-          <w:b/>
-          <w:bCs/>
-          <w:u w:val="single"/>
-        </w:rPr>
-        <w:t>:</w:t>
+        <w:t>Comparison of Guidelines:</w:t>
       </w:r>
     </w:p>
     <w:p>
@@ -376,15 +329,7 @@
           <w:bCs/>
           <w:u w:val="single"/>
         </w:rPr>
-        <w:t>My Most Important Version Control Guidelines</w:t>
-      </w:r>
-      <w:r>
-        <w:rPr>
-          <w:b/>
-          <w:bCs/>
-          <w:u w:val="single"/>
-        </w:rPr>
-        <w:t>:</w:t>
+        <w:t>My Most Important Version Control Guidelines:</w:t>
       </w:r>
     </w:p>
     <w:p>
@@ -546,58 +491,42 @@
           <w:bCs/>
           <w:u w:val="single"/>
         </w:rPr>
-        <w:t>Conclusion</w:t>
-      </w:r>
-      <w:r>
+        <w:t>Conclusion:</w:t>
+      </w:r>
+    </w:p>
+    <w:p>
+      <w:pPr>
+        <w:pStyle w:val="NoSpacing"/>
+      </w:pPr>
+      <w:r>
+        <w:t>Version control is a foundational component of successful DevOps practices. Organizations rely on version control systems to manage collaboration, track project history, and maintain software quality. While GitHub, Atlassian, and AWS each emphasize different aspects of version control, they all support the principles of structured collaboration, code review, branching strategies, and automation. Following these guidelines helps development teams work more efficiently while reducing the risk of errors and security vulnerabilities.</w:t>
+      </w:r>
+    </w:p>
+    <w:p>
+      <w:pPr>
+        <w:pStyle w:val="NoSpacing"/>
+        <w:rPr>
+          <w:b/>
+          <w:bCs/>
+        </w:rPr>
+      </w:pPr>
+    </w:p>
+    <w:p>
+      <w:pPr>
+        <w:pStyle w:val="NoSpacing"/>
         <w:rPr>
           <w:b/>
           <w:bCs/>
           <w:u w:val="single"/>
         </w:rPr>
-        <w:t>:</w:t>
-      </w:r>
-    </w:p>
-    <w:p>
-      <w:pPr>
-        <w:pStyle w:val="NoSpacing"/>
-      </w:pPr>
-      <w:r>
-        <w:t>Version control is a foundational component of successful DevOps practices. Organizations rely on version control systems to manage collaboration, track project history, and maintain software quality. While GitHub, Atlassian, and AWS each emphasize different aspects of version control, they all support the principles of structured collaboration, code review, branching strategies, and automation. Following these guidelines helps development teams work more efficiently while reducing the risk of errors and security vulnerabilities.</w:t>
-      </w:r>
-    </w:p>
-    <w:p>
-      <w:pPr>
-        <w:pStyle w:val="NoSpacing"/>
-        <w:rPr>
-          <w:b/>
-          <w:bCs/>
-        </w:rPr>
-      </w:pPr>
-    </w:p>
-    <w:p>
-      <w:pPr>
-        <w:pStyle w:val="NoSpacing"/>
+      </w:pPr>
+      <w:r>
         <w:rPr>
           <w:b/>
           <w:bCs/>
           <w:u w:val="single"/>
         </w:rPr>
-      </w:pPr>
-      <w:r>
-        <w:rPr>
-          <w:b/>
-          <w:bCs/>
-          <w:u w:val="single"/>
-        </w:rPr>
-        <w:t>References</w:t>
-      </w:r>
-      <w:r>
-        <w:rPr>
-          <w:b/>
-          <w:bCs/>
-          <w:u w:val="single"/>
-        </w:rPr>
-        <w:t>:</w:t>
+        <w:t>References:</w:t>
       </w:r>
     </w:p>
     <w:p>
@@ -1662,6 +1591,7 @@
   <w:style w:type="character" w:default="1" w:styleId="DefaultParagraphFont">
     <w:name w:val="Default Paragraph Font"/>
     <w:uiPriority w:val="1"/>
+    <w:semiHidden/>
     <w:unhideWhenUsed/>
   </w:style>
   <w:style w:type="table" w:default="1" w:styleId="TableNormal">

--- a/module-3/JordanDardarModule3_2_VersionControlGuidelines.docx
+++ b/module-3/JordanDardarModule3_2_VersionControlGuidelines.docx
@@ -6,11 +6,14 @@
       <w:pPr>
         <w:pStyle w:val="NoSpacing"/>
         <w:jc w:val="right"/>
-      </w:pPr>
-      <w:r>
-        <w:t>r</w:t>
-      </w:r>
-      <w:r>
+        <w:rPr>
+          <w:lang w:val="es-ES"/>
+        </w:rPr>
+      </w:pPr>
+      <w:r>
+        <w:rPr>
+          <w:lang w:val="es-ES"/>
+        </w:rPr>
         <w:t>Jordan Dardar</w:t>
       </w:r>
     </w:p>
@@ -18,8 +21,14 @@
       <w:pPr>
         <w:pStyle w:val="NoSpacing"/>
         <w:jc w:val="right"/>
-      </w:pPr>
-      <w:r>
+        <w:rPr>
+          <w:lang w:val="es-ES"/>
+        </w:rPr>
+      </w:pPr>
+      <w:r>
+        <w:rPr>
+          <w:lang w:val="es-ES"/>
+        </w:rPr>
         <w:t>CSD380 DevOps</w:t>
       </w:r>
     </w:p>
@@ -27,8 +36,14 @@
       <w:pPr>
         <w:pStyle w:val="NoSpacing"/>
         <w:jc w:val="right"/>
-      </w:pPr>
-      <w:r>
+        <w:rPr>
+          <w:lang w:val="es-ES"/>
+        </w:rPr>
+      </w:pPr>
+      <w:r>
+        <w:rPr>
+          <w:lang w:val="es-ES"/>
+        </w:rPr>
         <w:t>Module 3.2</w:t>
       </w:r>
     </w:p>
